--- a/Presentation Marking Summary Group 6.docx
+++ b/Presentation Marking Summary Group 6.docx
@@ -223,23 +223,7 @@
                 <w:b/>
                 <w:bCs/>
               </w:rPr>
-              <w:t xml:space="preserve">Needs </w:t>
-            </w:r>
-            <w:proofErr w:type="gramStart"/>
-            <w:r>
-              <w:rPr>
-                <w:b/>
-                <w:bCs/>
-              </w:rPr>
-              <w:t>Work(</w:t>
-            </w:r>
-            <w:proofErr w:type="gramEnd"/>
-            <w:r>
-              <w:rPr>
-                <w:b/>
-                <w:bCs/>
-              </w:rPr>
-              <w:t xml:space="preserve">1) </w:t>
+              <w:t xml:space="preserve">Needs Work(1) </w:t>
             </w:r>
           </w:p>
         </w:tc>
@@ -279,23 +263,7 @@
                 <w:b/>
                 <w:bCs/>
               </w:rPr>
-              <w:t xml:space="preserve">Score </w:t>
-            </w:r>
-            <w:proofErr w:type="gramStart"/>
-            <w:r>
-              <w:rPr>
-                <w:b/>
-                <w:bCs/>
-              </w:rPr>
-              <w:t>( _</w:t>
-            </w:r>
-            <w:proofErr w:type="gramEnd"/>
-            <w:r>
-              <w:rPr>
-                <w:b/>
-                <w:bCs/>
-              </w:rPr>
-              <w:t xml:space="preserve"> / 3)</w:t>
+              <w:t>Score ( _ / 3)</w:t>
             </w:r>
           </w:p>
         </w:tc>
@@ -952,31 +920,7 @@
             <w:tcW w:w="9713" w:type="dxa"/>
             <w:gridSpan w:val="3"/>
           </w:tcPr>
-          <w:p>
-            <w:r>
-              <w:t xml:space="preserve">Wiltse, </w:t>
-            </w:r>
-            <w:proofErr w:type="spellStart"/>
-            <w:r>
-              <w:t>Odaibo</w:t>
-            </w:r>
-            <w:proofErr w:type="spellEnd"/>
-            <w:r>
-              <w:t xml:space="preserve"> Ben is sick with flu.</w:t>
-            </w:r>
-            <w:r>
-              <w:t xml:space="preserve"> </w:t>
-            </w:r>
-            <w:r>
-              <w:t>P</w:t>
-            </w:r>
-            <w:r>
-              <w:t>resent</w:t>
-            </w:r>
-            <w:r>
-              <w:t xml:space="preserve">, Vega did not participate </w:t>
-            </w:r>
-          </w:p>
+          <w:p/>
         </w:tc>
       </w:tr>
       <w:tr>
